--- a/Theory/Theory Questions.docx.docx
+++ b/Theory/Theory Questions.docx.docx
@@ -3035,17 +3035,7 @@
           <w:sz w:val="20"/>
           <w:szCs w:val="20"/>
         </w:rPr>
-        <w:t>AddNumbers</w:t>
-      </w:r>
-      <w:bookmarkStart w:id="0" w:name="_GoBack"/>
-      <w:bookmarkEnd w:id="0"/>
-      <w:r>
-        <w:rPr>
-          <w:rFonts w:ascii="Arial" w:eastAsia="Times New Roman" w:hAnsi="Arial" w:cs="Arial"/>
-          <w:sz w:val="20"/>
-          <w:szCs w:val="20"/>
-        </w:rPr>
-        <w:t>(</w:t>
+        <w:t>AddNumbers(</w:t>
       </w:r>
       <w:proofErr w:type="gramEnd"/>
       <w:r>
@@ -6239,7 +6229,7 @@
           <w:szCs w:val="20"/>
         </w:rPr>
         <w:pict w14:anchorId="3A230AAC">
-          <v:rect id="_x0000_i1043" style="width:0;height:1.5pt" o:hralign="center" o:hrstd="t" o:hr="t" fillcolor="#a0a0a0" stroked="f"/>
+          <v:rect id="_x0000_i1034" style="width:0;height:1.5pt" o:hralign="center" o:hrstd="t" o:hr="t" fillcolor="#a0a0a0" stroked="f"/>
         </w:pict>
       </w:r>
     </w:p>
@@ -6417,115 +6407,85 @@
           <w:szCs w:val="20"/>
         </w:rPr>
       </w:pPr>
-      <w:proofErr w:type="gramStart"/>
-      <w:r>
-        <w:rPr>
-          <w:rFonts w:ascii="Arial" w:eastAsia="Times New Roman" w:hAnsi="Arial" w:cs="Arial"/>
-          <w:sz w:val="20"/>
-          <w:szCs w:val="20"/>
-        </w:rPr>
-        <w:t>students.Add</w:t>
-      </w:r>
-      <w:proofErr w:type="gramEnd"/>
-      <w:r>
-        <w:rPr>
-          <w:rFonts w:ascii="Arial" w:eastAsia="Times New Roman" w:hAnsi="Arial" w:cs="Arial"/>
-          <w:sz w:val="20"/>
-          <w:szCs w:val="20"/>
-        </w:rPr>
-        <w:t>("Miriam")</w:t>
-      </w:r>
-    </w:p>
-    <w:p>
-      <w:pPr>
-        <w:tabs>
-          <w:tab w:val="left" w:pos="916"/>
-          <w:tab w:val="left" w:pos="1832"/>
-          <w:tab w:val="left" w:pos="2748"/>
-          <w:tab w:val="left" w:pos="3664"/>
-          <w:tab w:val="left" w:pos="4580"/>
-          <w:tab w:val="left" w:pos="5496"/>
-          <w:tab w:val="left" w:pos="6412"/>
-          <w:tab w:val="left" w:pos="7328"/>
-          <w:tab w:val="left" w:pos="8244"/>
-          <w:tab w:val="left" w:pos="9160"/>
-          <w:tab w:val="left" w:pos="10076"/>
-          <w:tab w:val="left" w:pos="10992"/>
-          <w:tab w:val="left" w:pos="11908"/>
-          <w:tab w:val="left" w:pos="12824"/>
-          <w:tab w:val="left" w:pos="13740"/>
-          <w:tab w:val="left" w:pos="14656"/>
-        </w:tabs>
-        <w:spacing w:after="0" w:line="240" w:lineRule="auto"/>
-        <w:rPr>
-          <w:rFonts w:ascii="Arial" w:eastAsia="Times New Roman" w:hAnsi="Arial" w:cs="Arial"/>
-          <w:sz w:val="20"/>
-          <w:szCs w:val="20"/>
-        </w:rPr>
-      </w:pPr>
-      <w:proofErr w:type="gramStart"/>
-      <w:r>
-        <w:rPr>
-          <w:rFonts w:ascii="Arial" w:eastAsia="Times New Roman" w:hAnsi="Arial" w:cs="Arial"/>
-          <w:sz w:val="20"/>
-          <w:szCs w:val="20"/>
-        </w:rPr>
-        <w:t>students.Add</w:t>
-      </w:r>
-      <w:proofErr w:type="gramEnd"/>
-      <w:r>
-        <w:rPr>
-          <w:rFonts w:ascii="Arial" w:eastAsia="Times New Roman" w:hAnsi="Arial" w:cs="Arial"/>
-          <w:sz w:val="20"/>
-          <w:szCs w:val="20"/>
-        </w:rPr>
-        <w:t>("John")</w:t>
-      </w:r>
-    </w:p>
-    <w:p>
-      <w:pPr>
-        <w:tabs>
-          <w:tab w:val="left" w:pos="916"/>
-          <w:tab w:val="left" w:pos="1832"/>
-          <w:tab w:val="left" w:pos="2748"/>
-          <w:tab w:val="left" w:pos="3664"/>
-          <w:tab w:val="left" w:pos="4580"/>
-          <w:tab w:val="left" w:pos="5496"/>
-          <w:tab w:val="left" w:pos="6412"/>
-          <w:tab w:val="left" w:pos="7328"/>
-          <w:tab w:val="left" w:pos="8244"/>
-          <w:tab w:val="left" w:pos="9160"/>
-          <w:tab w:val="left" w:pos="10076"/>
-          <w:tab w:val="left" w:pos="10992"/>
-          <w:tab w:val="left" w:pos="11908"/>
-          <w:tab w:val="left" w:pos="12824"/>
-          <w:tab w:val="left" w:pos="13740"/>
-          <w:tab w:val="left" w:pos="14656"/>
-        </w:tabs>
-        <w:spacing w:after="0" w:line="240" w:lineRule="auto"/>
-        <w:rPr>
-          <w:rFonts w:ascii="Arial" w:eastAsia="Times New Roman" w:hAnsi="Arial" w:cs="Arial"/>
-          <w:sz w:val="20"/>
-          <w:szCs w:val="20"/>
-        </w:rPr>
-      </w:pPr>
-      <w:proofErr w:type="gramStart"/>
-      <w:r>
-        <w:rPr>
-          <w:rFonts w:ascii="Arial" w:eastAsia="Times New Roman" w:hAnsi="Arial" w:cs="Arial"/>
-          <w:sz w:val="20"/>
-          <w:szCs w:val="20"/>
-        </w:rPr>
-        <w:t>students.Add</w:t>
-      </w:r>
-      <w:proofErr w:type="gramEnd"/>
-      <w:r>
-        <w:rPr>
-          <w:rFonts w:ascii="Arial" w:eastAsia="Times New Roman" w:hAnsi="Arial" w:cs="Arial"/>
-          <w:sz w:val="20"/>
-          <w:szCs w:val="20"/>
-        </w:rPr>
-        <w:t>("Sarah")</w:t>
+      <w:r>
+        <w:rPr>
+          <w:rFonts w:ascii="Arial" w:eastAsia="Times New Roman" w:hAnsi="Arial" w:cs="Arial"/>
+          <w:sz w:val="20"/>
+          <w:szCs w:val="20"/>
+        </w:rPr>
+        <w:t>students.Add("Miriam")</w:t>
+      </w:r>
+    </w:p>
+    <w:p>
+      <w:pPr>
+        <w:tabs>
+          <w:tab w:val="left" w:pos="916"/>
+          <w:tab w:val="left" w:pos="1832"/>
+          <w:tab w:val="left" w:pos="2748"/>
+          <w:tab w:val="left" w:pos="3664"/>
+          <w:tab w:val="left" w:pos="4580"/>
+          <w:tab w:val="left" w:pos="5496"/>
+          <w:tab w:val="left" w:pos="6412"/>
+          <w:tab w:val="left" w:pos="7328"/>
+          <w:tab w:val="left" w:pos="8244"/>
+          <w:tab w:val="left" w:pos="9160"/>
+          <w:tab w:val="left" w:pos="10076"/>
+          <w:tab w:val="left" w:pos="10992"/>
+          <w:tab w:val="left" w:pos="11908"/>
+          <w:tab w:val="left" w:pos="12824"/>
+          <w:tab w:val="left" w:pos="13740"/>
+          <w:tab w:val="left" w:pos="14656"/>
+        </w:tabs>
+        <w:spacing w:after="0" w:line="240" w:lineRule="auto"/>
+        <w:rPr>
+          <w:rFonts w:ascii="Arial" w:eastAsia="Times New Roman" w:hAnsi="Arial" w:cs="Arial"/>
+          <w:sz w:val="20"/>
+          <w:szCs w:val="20"/>
+        </w:rPr>
+      </w:pPr>
+      <w:r>
+        <w:rPr>
+          <w:rFonts w:ascii="Arial" w:eastAsia="Times New Roman" w:hAnsi="Arial" w:cs="Arial"/>
+          <w:sz w:val="20"/>
+          <w:szCs w:val="20"/>
+        </w:rPr>
+        <w:t>students.Add("John")</w:t>
+      </w:r>
+    </w:p>
+    <w:p>
+      <w:pPr>
+        <w:tabs>
+          <w:tab w:val="left" w:pos="916"/>
+          <w:tab w:val="left" w:pos="1832"/>
+          <w:tab w:val="left" w:pos="2748"/>
+          <w:tab w:val="left" w:pos="3664"/>
+          <w:tab w:val="left" w:pos="4580"/>
+          <w:tab w:val="left" w:pos="5496"/>
+          <w:tab w:val="left" w:pos="6412"/>
+          <w:tab w:val="left" w:pos="7328"/>
+          <w:tab w:val="left" w:pos="8244"/>
+          <w:tab w:val="left" w:pos="9160"/>
+          <w:tab w:val="left" w:pos="10076"/>
+          <w:tab w:val="left" w:pos="10992"/>
+          <w:tab w:val="left" w:pos="11908"/>
+          <w:tab w:val="left" w:pos="12824"/>
+          <w:tab w:val="left" w:pos="13740"/>
+          <w:tab w:val="left" w:pos="14656"/>
+        </w:tabs>
+        <w:spacing w:after="0" w:line="240" w:lineRule="auto"/>
+        <w:rPr>
+          <w:rFonts w:ascii="Arial" w:eastAsia="Times New Roman" w:hAnsi="Arial" w:cs="Arial"/>
+          <w:sz w:val="20"/>
+          <w:szCs w:val="20"/>
+        </w:rPr>
+      </w:pPr>
+      <w:r>
+        <w:rPr>
+          <w:rFonts w:ascii="Arial" w:eastAsia="Times New Roman" w:hAnsi="Arial" w:cs="Arial"/>
+          <w:sz w:val="20"/>
+          <w:szCs w:val="20"/>
+        </w:rPr>
+        <w:t>students.Add("Sarah")</w:t>
       </w:r>
     </w:p>
     <w:p>
@@ -6545,7 +6505,19 @@
           <w:sz w:val="20"/>
           <w:szCs w:val="20"/>
         </w:rPr>
-        <w:t>2. Searching and retrieving data</w:t>
+        <w:t>2. S</w:t>
+      </w:r>
+      <w:bookmarkStart w:id="0" w:name="_GoBack"/>
+      <w:bookmarkEnd w:id="0"/>
+      <w:r>
+        <w:rPr>
+          <w:rFonts w:ascii="Arial" w:eastAsia="Times New Roman" w:hAnsi="Arial" w:cs="Arial"/>
+          <w:b/>
+          <w:bCs/>
+          <w:sz w:val="20"/>
+          <w:szCs w:val="20"/>
+        </w:rPr>
+        <w:t>earching and retrieving data</w:t>
       </w:r>
     </w:p>
     <w:p>
@@ -8475,6 +8447,7 @@
     <w:lsdException w:name="HTML Sample" w:semiHidden="1" w:unhideWhenUsed="1"/>
     <w:lsdException w:name="HTML Typewriter" w:semiHidden="1" w:unhideWhenUsed="1"/>
     <w:lsdException w:name="HTML Variable" w:semiHidden="1" w:unhideWhenUsed="1"/>
+    <w:lsdException w:name="Normal Table" w:semiHidden="1" w:unhideWhenUsed="1"/>
     <w:lsdException w:name="annotation subject" w:semiHidden="1" w:unhideWhenUsed="1"/>
     <w:lsdException w:name="No List" w:semiHidden="1" w:unhideWhenUsed="1"/>
     <w:lsdException w:name="Outline List 1" w:semiHidden="1" w:unhideWhenUsed="1"/>
@@ -8521,8 +8494,10 @@
     <w:lsdException w:name="Table Subtle 2" w:semiHidden="1" w:unhideWhenUsed="1"/>
     <w:lsdException w:name="Table Web 1" w:semiHidden="1" w:unhideWhenUsed="1"/>
     <w:lsdException w:name="Table Web 2" w:semiHidden="1" w:unhideWhenUsed="1"/>
+    <w:lsdException w:name="Table Web 3" w:semiHidden="1" w:unhideWhenUsed="1"/>
     <w:lsdException w:name="Balloon Text" w:semiHidden="1" w:unhideWhenUsed="1"/>
     <w:lsdException w:name="Table Grid" w:uiPriority="39"/>
+    <w:lsdException w:name="Table Theme" w:semiHidden="1" w:unhideWhenUsed="1"/>
     <w:lsdException w:name="Placeholder Text" w:semiHidden="1"/>
     <w:lsdException w:name="No Spacing" w:uiPriority="1" w:qFormat="1"/>
     <w:lsdException w:name="Light Shading" w:uiPriority="60"/>
